--- a/KHBD_Robotics/Lớp_2/Tuần_31/KHBD_Robotics_Lớp_2_Tiet30_Bai_24_Choo_Choo_Tau_hoa.docx
+++ b/KHBD_Robotics/Lớp_2/Tuần_31/KHBD_Robotics_Lớp_2_Tiet30_Bai_24_Choo_Choo_Tau_hoa.docx
@@ -290,7 +290,7 @@
           <w:i w:val="0"/>
           <w:sz w:val="26"/>
         </w:rPr>
-        <w:t>+ Tìm hiểu cơ cấu thanh truyền đầu máy hơi nước.</w:t>
+        <w:t>- Phân biệt được các loại nhiên liệu của tàu.</w:t>
       </w:r>
     </w:p>
     <w:p>
@@ -306,7 +306,7 @@
           <w:i w:val="0"/>
           <w:sz w:val="26"/>
         </w:rPr>
-        <w:t>+ Lắp đoàn tàu hỏa bánh răng.</w:t>
+        <w:t>- Tìm hiểu về các loại tàu phổ biến hiện nay.</w:t>
       </w:r>
     </w:p>
     <w:p>
@@ -825,7 +825,17 @@
               <w:spacing w:line="276" w:lineRule="auto" w:after="40"/>
               <w:jc w:val="left"/>
             </w:pPr>
-            <w:r/>
+            <w:r>
+              <w:rPr>
+                <w:rFonts w:ascii="Times New Roman" w:hAnsi="Times New Roman"/>
+                <w:sz w:val="26"/>
+              </w:rPr>
+              <w:t>* Câu hỏi: Em hãy tìm loại đường đi tương ứng với các phương tiện sau?</w:t>
+              <w:br/>
+              <w:t>+ GV đặt câu hỏi, HS quan sát tranh và trả lời câu hỏi.</w:t>
+              <w:br/>
+              <w:t>+ GV mời HS phát biểu và nhận xét câu trả lời của HS.</w:t>
+            </w:r>
             <w:r>
               <w:rPr>
                 <w:rFonts w:ascii="Times New Roman" w:hAnsi="Times New Roman" w:cs="Times New Roman" w:eastAsia="Times New Roman"/>
@@ -833,7 +843,6 @@
                 <w:i w:val="0"/>
                 <w:sz w:val="26"/>
               </w:rPr>
-              <w:t>- GV trình chiếu clip/hình ảnh thực tế sinh động liên quan đến chủ đề.</w:t>
             </w:r>
           </w:p>
           <w:p>
@@ -848,7 +857,6 @@
                 <w:i w:val="0"/>
                 <w:sz w:val="26"/>
               </w:rPr>
-              <w:t>- Đặt câu hỏi dẫn dắt: "Em có biết bạn robot này giúp ích gì cho con người không?"</w:t>
             </w:r>
           </w:p>
           <w:p>
@@ -863,7 +871,6 @@
                 <w:i w:val="0"/>
                 <w:sz w:val="26"/>
               </w:rPr>
-              <w:t>- HS chú ý quan sát, thảo luận cặp đôi và xung phong trả lời.</w:t>
             </w:r>
           </w:p>
           <w:p>
@@ -878,7 +885,427 @@
                 <w:i w:val="0"/>
                 <w:sz w:val="26"/>
               </w:rPr>
-              <w:t>- GV nhận xét, tuyên dương và dẫn dắt vào bài mới.</w:t>
+            </w:r>
+          </w:p>
+          <w:p>
+            <w:pPr>
+              <w:jc w:val="center"/>
+            </w:pPr>
+            <w:r>
+              <w:drawing>
+                <wp:anchor distT="0" distB="0" distL="114300" distR="114300" simplePos="0" relativeHeight="251781632" behindDoc="0" locked="0" layoutInCell="1" allowOverlap="1" wp14:anchorId="183FCE0D" wp14:editId="08409E40">
+                  <wp:simplePos x="0" y="0"/>
+                  <wp:positionH relativeFrom="margin">
+                    <wp:align>right</wp:align>
+                  </wp:positionH>
+                  <wp:positionV relativeFrom="paragraph">
+                    <wp:posOffset>106045</wp:posOffset>
+                  </wp:positionV>
+                  <wp:extent cx="1593215" cy="914400"/>
+                  <wp:effectExtent l="0" t="0" r="6985" b="0"/>
+                  <wp:wrapSquare wrapText="bothSides"/>
+                  <wp:docPr id="4" name="Picture 4"/>
+                  <wp:cNvGraphicFramePr>
+                    <a:graphicFrameLocks xmlns:a="http://schemas.openxmlformats.org/drawingml/2006/main" noChangeAspect="1"/>
+                  </wp:cNvGraphicFramePr>
+                  <a:graphic xmlns:a="http://schemas.openxmlformats.org/drawingml/2006/main">
+                    <a:graphicData uri="http://schemas.openxmlformats.org/drawingml/2006/picture">
+                      <pic:pic xmlns:pic="http://schemas.openxmlformats.org/drawingml/2006/picture">
+                        <pic:nvPicPr>
+                          <pic:cNvPr id="4" name="Picture7.png"/>
+                          <pic:cNvPicPr/>
+                        </pic:nvPicPr>
+                        <pic:blipFill>
+                          <a:blip r:embed="rId16" cstate="print">
+                            <a:extLst>
+                              <a:ext uri="{28A0092B-C50C-407E-A947-70E740481C1C}">
+                                <a14:useLocalDpi xmlns:a14="http://schemas.microsoft.com/office/drawing/2010/main" val="0"/>
+                              </a:ext>
+                            </a:extLst>
+                          </a:blip>
+                          <a:stretch>
+                            <a:fillRect/>
+                          </a:stretch>
+                        </pic:blipFill>
+                        <pic:spPr bwMode="auto">
+                          <a:xfrm>
+                            <a:off x="0" y="0"/>
+                            <a:ext cx="1593215" cy="914400"/>
+                          </a:xfrm>
+                          <a:prstGeom prst="rect">
+                            <a:avLst/>
+                          </a:prstGeom>
+                          <a:ln>
+                            <a:noFill/>
+                          </a:ln>
+                          <a:extLst>
+                            <a:ext uri="{53640926-AAD7-44D8-BBD7-CCE9431645EC}">
+                              <a14:shadowObscured xmlns:a14="http://schemas.microsoft.com/office/drawing/2010/main"/>
+                            </a:ext>
+                          </a:extLst>
+                        </pic:spPr>
+                      </pic:pic>
+                    </a:graphicData>
+                  </a:graphic>
+                  <wp14:sizeRelH relativeFrom="margin">
+                    <wp14:pctWidth>0</wp14:pctWidth>
+                  </wp14:sizeRelH>
+                  <wp14:sizeRelV relativeFrom="margin">
+                    <wp14:pctHeight>0</wp14:pctHeight>
+                  </wp14:sizeRelV>
+                </wp:anchor>
+              </w:drawing>
+            </w:r>
+          </w:p>
+          <w:p>
+            <w:pPr>
+              <w:jc w:val="center"/>
+            </w:pPr>
+            <w:r>
+              <w:drawing>
+                <wp:anchor distT="0" distB="0" distL="114300" distR="114300" simplePos="0" relativeHeight="251789824" behindDoc="0" locked="0" layoutInCell="1" allowOverlap="1" wp14:anchorId="46E477B9" wp14:editId="495222C0">
+                  <wp:simplePos x="0" y="0"/>
+                  <wp:positionH relativeFrom="margin">
+                    <wp:align>center</wp:align>
+                  </wp:positionH>
+                  <wp:positionV relativeFrom="paragraph">
+                    <wp:posOffset>118110</wp:posOffset>
+                  </wp:positionV>
+                  <wp:extent cx="1297940" cy="775335"/>
+                  <wp:effectExtent l="0" t="0" r="0" b="5715"/>
+                  <wp:wrapSquare wrapText="bothSides"/>
+                  <wp:docPr id="1" name="Picture 1"/>
+                  <wp:cNvGraphicFramePr>
+                    <a:graphicFrameLocks xmlns:a="http://schemas.openxmlformats.org/drawingml/2006/main" noChangeAspect="1"/>
+                  </wp:cNvGraphicFramePr>
+                  <a:graphic xmlns:a="http://schemas.openxmlformats.org/drawingml/2006/main">
+                    <a:graphicData uri="http://schemas.openxmlformats.org/drawingml/2006/picture">
+                      <pic:pic xmlns:pic="http://schemas.openxmlformats.org/drawingml/2006/picture">
+                        <pic:nvPicPr>
+                          <pic:cNvPr id="1" name="Picture1.png"/>
+                          <pic:cNvPicPr/>
+                        </pic:nvPicPr>
+                        <pic:blipFill>
+                          <a:blip r:embed="rId17" cstate="print">
+                            <a:extLst>
+                              <a:ext uri="{28A0092B-C50C-407E-A947-70E740481C1C}">
+                                <a14:useLocalDpi xmlns:a14="http://schemas.microsoft.com/office/drawing/2010/main" val="0"/>
+                              </a:ext>
+                            </a:extLst>
+                          </a:blip>
+                          <a:stretch>
+                            <a:fillRect/>
+                          </a:stretch>
+                        </pic:blipFill>
+                        <pic:spPr bwMode="auto">
+                          <a:xfrm>
+                            <a:off x="0" y="0"/>
+                            <a:ext cx="1297940" cy="775335"/>
+                          </a:xfrm>
+                          <a:prstGeom prst="rect">
+                            <a:avLst/>
+                          </a:prstGeom>
+                          <a:ln>
+                            <a:noFill/>
+                          </a:ln>
+                          <a:extLst>
+                            <a:ext uri="{53640926-AAD7-44D8-BBD7-CCE9431645EC}">
+                              <a14:shadowObscured xmlns:a14="http://schemas.microsoft.com/office/drawing/2010/main"/>
+                            </a:ext>
+                          </a:extLst>
+                        </pic:spPr>
+                      </pic:pic>
+                    </a:graphicData>
+                  </a:graphic>
+                  <wp14:sizeRelH relativeFrom="margin">
+                    <wp14:pctWidth>0</wp14:pctWidth>
+                  </wp14:sizeRelH>
+                  <wp14:sizeRelV relativeFrom="margin">
+                    <wp14:pctHeight>0</wp14:pctHeight>
+                  </wp14:sizeRelV>
+                </wp:anchor>
+              </w:drawing>
+            </w:r>
+          </w:p>
+          <w:p>
+            <w:pPr>
+              <w:jc w:val="center"/>
+            </w:pPr>
+            <w:r>
+              <w:drawing>
+                <wp:anchor distT="0" distB="0" distL="114300" distR="114300" simplePos="0" relativeHeight="251741696" behindDoc="0" locked="0" layoutInCell="1" allowOverlap="1" wp14:anchorId="77C155C2" wp14:editId="6FD189DC">
+                  <wp:simplePos x="0" y="0"/>
+                  <wp:positionH relativeFrom="margin">
+                    <wp:posOffset>135255</wp:posOffset>
+                  </wp:positionH>
+                  <wp:positionV relativeFrom="paragraph">
+                    <wp:posOffset>20320</wp:posOffset>
+                  </wp:positionV>
+                  <wp:extent cx="1376680" cy="902970"/>
+                  <wp:effectExtent l="0" t="0" r="0" b="0"/>
+                  <wp:wrapSquare wrapText="bothSides"/>
+                  <wp:docPr id="2" name="Picture 2"/>
+                  <wp:cNvGraphicFramePr>
+                    <a:graphicFrameLocks xmlns:a="http://schemas.openxmlformats.org/drawingml/2006/main" noChangeAspect="1"/>
+                  </wp:cNvGraphicFramePr>
+                  <a:graphic xmlns:a="http://schemas.openxmlformats.org/drawingml/2006/main">
+                    <a:graphicData uri="http://schemas.openxmlformats.org/drawingml/2006/picture">
+                      <pic:pic xmlns:pic="http://schemas.openxmlformats.org/drawingml/2006/picture">
+                        <pic:nvPicPr>
+                          <pic:cNvPr id="2" name="Picture2.png"/>
+                          <pic:cNvPicPr/>
+                        </pic:nvPicPr>
+                        <pic:blipFill>
+                          <a:blip r:embed="rId18" cstate="print">
+                            <a:extLst>
+                              <a:ext uri="{28A0092B-C50C-407E-A947-70E740481C1C}">
+                                <a14:useLocalDpi xmlns:a14="http://schemas.microsoft.com/office/drawing/2010/main" val="0"/>
+                              </a:ext>
+                            </a:extLst>
+                          </a:blip>
+                          <a:stretch>
+                            <a:fillRect/>
+                          </a:stretch>
+                        </pic:blipFill>
+                        <pic:spPr bwMode="auto">
+                          <a:xfrm>
+                            <a:off x="0" y="0"/>
+                            <a:ext cx="1376680" cy="902970"/>
+                          </a:xfrm>
+                          <a:prstGeom prst="rect">
+                            <a:avLst/>
+                          </a:prstGeom>
+                          <a:ln>
+                            <a:noFill/>
+                          </a:ln>
+                          <a:extLst>
+                            <a:ext uri="{53640926-AAD7-44D8-BBD7-CCE9431645EC}">
+                              <a14:shadowObscured xmlns:a14="http://schemas.microsoft.com/office/drawing/2010/main"/>
+                            </a:ext>
+                          </a:extLst>
+                        </pic:spPr>
+                      </pic:pic>
+                    </a:graphicData>
+                  </a:graphic>
+                  <wp14:sizeRelH relativeFrom="margin">
+                    <wp14:pctWidth>0</wp14:pctWidth>
+                  </wp14:sizeRelH>
+                  <wp14:sizeRelV relativeFrom="margin">
+                    <wp14:pctHeight>0</wp14:pctHeight>
+                  </wp14:sizeRelV>
+                </wp:anchor>
+              </w:drawing>
+            </w:r>
+          </w:p>
+          <w:p>
+            <w:pPr>
+              <w:jc w:val="center"/>
+            </w:pPr>
+            <w:r>
+              <w:drawing>
+                <wp:anchor distT="0" distB="0" distL="114300" distR="114300" simplePos="0" relativeHeight="251794944" behindDoc="0" locked="0" layoutInCell="1" allowOverlap="1" wp14:anchorId="0F3FAD2F" wp14:editId="6D596D4A">
+                  <wp:simplePos x="0" y="0"/>
+                  <wp:positionH relativeFrom="margin">
+                    <wp:align>right</wp:align>
+                  </wp:positionH>
+                  <wp:positionV relativeFrom="paragraph">
+                    <wp:posOffset>63500</wp:posOffset>
+                  </wp:positionV>
+                  <wp:extent cx="1514475" cy="914400"/>
+                  <wp:effectExtent l="0" t="0" r="9525" b="0"/>
+                  <wp:wrapSquare wrapText="bothSides"/>
+                  <wp:docPr id="25" name="Picture 25"/>
+                  <wp:cNvGraphicFramePr>
+                    <a:graphicFrameLocks xmlns:a="http://schemas.openxmlformats.org/drawingml/2006/main" noChangeAspect="1"/>
+                  </wp:cNvGraphicFramePr>
+                  <a:graphic xmlns:a="http://schemas.openxmlformats.org/drawingml/2006/main">
+                    <a:graphicData uri="http://schemas.openxmlformats.org/drawingml/2006/picture">
+                      <pic:pic xmlns:pic="http://schemas.openxmlformats.org/drawingml/2006/picture">
+                        <pic:nvPicPr>
+                          <pic:cNvPr id="25" name="Picture15.png"/>
+                          <pic:cNvPicPr/>
+                        </pic:nvPicPr>
+                        <pic:blipFill>
+                          <a:blip r:embed="rId19" cstate="print">
+                            <a:extLst>
+                              <a:ext uri="{28A0092B-C50C-407E-A947-70E740481C1C}">
+                                <a14:useLocalDpi xmlns:a14="http://schemas.microsoft.com/office/drawing/2010/main" val="0"/>
+                              </a:ext>
+                            </a:extLst>
+                          </a:blip>
+                          <a:stretch>
+                            <a:fillRect/>
+                          </a:stretch>
+                        </pic:blipFill>
+                        <pic:spPr bwMode="auto">
+                          <a:xfrm>
+                            <a:off x="0" y="0"/>
+                            <a:ext cx="1514475" cy="914400"/>
+                          </a:xfrm>
+                          <a:prstGeom prst="rect">
+                            <a:avLst/>
+                          </a:prstGeom>
+                          <a:ln>
+                            <a:noFill/>
+                          </a:ln>
+                          <a:extLst>
+                            <a:ext uri="{53640926-AAD7-44D8-BBD7-CCE9431645EC}">
+                              <a14:shadowObscured xmlns:a14="http://schemas.microsoft.com/office/drawing/2010/main"/>
+                            </a:ext>
+                          </a:extLst>
+                        </pic:spPr>
+                      </pic:pic>
+                    </a:graphicData>
+                  </a:graphic>
+                  <wp14:sizeRelH relativeFrom="margin">
+                    <wp14:pctWidth>0</wp14:pctWidth>
+                  </wp14:sizeRelH>
+                  <wp14:sizeRelV relativeFrom="margin">
+                    <wp14:pctHeight>0</wp14:pctHeight>
+                  </wp14:sizeRelV>
+                </wp:anchor>
+              </w:drawing>
+            </w:r>
+          </w:p>
+          <w:p>
+            <w:pPr>
+              <w:jc w:val="center"/>
+            </w:pPr>
+            <w:r>
+              <w:drawing>
+                <wp:anchor distT="0" distB="0" distL="114300" distR="114300" simplePos="0" relativeHeight="251792896" behindDoc="0" locked="0" layoutInCell="1" allowOverlap="1" wp14:anchorId="64FEFDF3" wp14:editId="71945579">
+                  <wp:simplePos x="0" y="0"/>
+                  <wp:positionH relativeFrom="margin">
+                    <wp:posOffset>-635</wp:posOffset>
+                  </wp:positionH>
+                  <wp:positionV relativeFrom="paragraph">
+                    <wp:posOffset>63500</wp:posOffset>
+                  </wp:positionV>
+                  <wp:extent cx="1526540" cy="913765"/>
+                  <wp:effectExtent l="0" t="0" r="0" b="635"/>
+                  <wp:wrapSquare wrapText="bothSides"/>
+                  <wp:docPr id="23" name="Picture 23"/>
+                  <wp:cNvGraphicFramePr>
+                    <a:graphicFrameLocks xmlns:a="http://schemas.openxmlformats.org/drawingml/2006/main" noChangeAspect="1"/>
+                  </wp:cNvGraphicFramePr>
+                  <a:graphic xmlns:a="http://schemas.openxmlformats.org/drawingml/2006/main">
+                    <a:graphicData uri="http://schemas.openxmlformats.org/drawingml/2006/picture">
+                      <pic:pic xmlns:pic="http://schemas.openxmlformats.org/drawingml/2006/picture">
+                        <pic:nvPicPr>
+                          <pic:cNvPr id="23" name="Picture17.png"/>
+                          <pic:cNvPicPr/>
+                        </pic:nvPicPr>
+                        <pic:blipFill>
+                          <a:blip r:embed="rId20" cstate="print">
+                            <a:extLst>
+                              <a:ext uri="{BEBA8EAE-BF5A-486C-A8C5-ECC9F3942E4B}">
+                                <a14:imgProps xmlns:a14="http://schemas.microsoft.com/office/drawing/2010/main">
+                                  <a14:imgLayer r:embed="rId12">
+                                    <a14:imgEffect>
+                                      <a14:brightnessContrast bright="-20000" contrast="40000"/>
+                                    </a14:imgEffect>
+                                  </a14:imgLayer>
+                                </a14:imgProps>
+                              </a:ext>
+                              <a:ext uri="{28A0092B-C50C-407E-A947-70E740481C1C}">
+                                <a14:useLocalDpi xmlns:a14="http://schemas.microsoft.com/office/drawing/2010/main" val="0"/>
+                              </a:ext>
+                            </a:extLst>
+                          </a:blip>
+                          <a:stretch>
+                            <a:fillRect/>
+                          </a:stretch>
+                        </pic:blipFill>
+                        <pic:spPr>
+                          <a:xfrm flipH="1">
+                            <a:off x="0" y="0"/>
+                            <a:ext cx="1526540" cy="913765"/>
+                          </a:xfrm>
+                          <a:prstGeom prst="rect">
+                            <a:avLst/>
+                          </a:prstGeom>
+                        </pic:spPr>
+                      </pic:pic>
+                    </a:graphicData>
+                  </a:graphic>
+                  <wp14:sizeRelH relativeFrom="margin">
+                    <wp14:pctWidth>0</wp14:pctWidth>
+                  </wp14:sizeRelH>
+                  <wp14:sizeRelV relativeFrom="margin">
+                    <wp14:pctHeight>0</wp14:pctHeight>
+                  </wp14:sizeRelV>
+                </wp:anchor>
+              </w:drawing>
+            </w:r>
+          </w:p>
+          <w:p>
+            <w:pPr>
+              <w:jc w:val="center"/>
+            </w:pPr>
+            <w:r>
+              <w:drawing>
+                <wp:anchor distT="0" distB="0" distL="114300" distR="114300" simplePos="0" relativeHeight="251791872" behindDoc="0" locked="0" layoutInCell="1" allowOverlap="1" wp14:anchorId="436C422F" wp14:editId="79ECFCDB">
+                  <wp:simplePos x="0" y="0"/>
+                  <wp:positionH relativeFrom="margin">
+                    <wp:align>center</wp:align>
+                  </wp:positionH>
+                  <wp:positionV relativeFrom="paragraph">
+                    <wp:posOffset>63500</wp:posOffset>
+                  </wp:positionV>
+                  <wp:extent cx="1520190" cy="913130"/>
+                  <wp:effectExtent l="0" t="0" r="3810" b="1270"/>
+                  <wp:wrapSquare wrapText="bothSides"/>
+                  <wp:docPr id="14" name="Picture 14"/>
+                  <wp:cNvGraphicFramePr>
+                    <a:graphicFrameLocks xmlns:a="http://schemas.openxmlformats.org/drawingml/2006/main" noChangeAspect="1"/>
+                  </wp:cNvGraphicFramePr>
+                  <a:graphic xmlns:a="http://schemas.openxmlformats.org/drawingml/2006/main">
+                    <a:graphicData uri="http://schemas.openxmlformats.org/drawingml/2006/picture">
+                      <pic:pic xmlns:pic="http://schemas.openxmlformats.org/drawingml/2006/picture">
+                        <pic:nvPicPr>
+                          <pic:cNvPr id="14" name="Picture10.png"/>
+                          <pic:cNvPicPr/>
+                        </pic:nvPicPr>
+                        <pic:blipFill>
+                          <a:blip r:embed="rId21" cstate="print">
+                            <a:extLst>
+                              <a:ext uri="{28A0092B-C50C-407E-A947-70E740481C1C}">
+                                <a14:useLocalDpi xmlns:a14="http://schemas.microsoft.com/office/drawing/2010/main" val="0"/>
+                              </a:ext>
+                            </a:extLst>
+                          </a:blip>
+                          <a:stretch>
+                            <a:fillRect/>
+                          </a:stretch>
+                        </pic:blipFill>
+                        <pic:spPr bwMode="auto">
+                          <a:xfrm>
+                            <a:off x="0" y="0"/>
+                            <a:ext cx="1520190" cy="913130"/>
+                          </a:xfrm>
+                          <a:prstGeom prst="rect">
+                            <a:avLst/>
+                          </a:prstGeom>
+                          <a:ln>
+                            <a:noFill/>
+                          </a:ln>
+                          <a:extLst>
+                            <a:ext uri="{53640926-AAD7-44D8-BBD7-CCE9431645EC}">
+                              <a14:shadowObscured xmlns:a14="http://schemas.microsoft.com/office/drawing/2010/main"/>
+                            </a:ext>
+                          </a:extLst>
+                        </pic:spPr>
+                      </pic:pic>
+                    </a:graphicData>
+                  </a:graphic>
+                  <wp14:sizeRelH relativeFrom="margin">
+                    <wp14:pctWidth>0</wp14:pctWidth>
+                  </wp14:sizeRelH>
+                  <wp14:sizeRelV relativeFrom="margin">
+                    <wp14:pctHeight>0</wp14:pctHeight>
+                  </wp14:sizeRelV>
+                </wp:anchor>
+              </w:drawing>
             </w:r>
           </w:p>
         </w:tc>
@@ -897,7 +1324,13 @@
               <w:spacing w:line="276" w:lineRule="auto" w:after="40"/>
               <w:jc w:val="left"/>
             </w:pPr>
-            <w:r/>
+            <w:r>
+              <w:rPr>
+                <w:rFonts w:ascii="Times New Roman" w:hAnsi="Times New Roman"/>
+                <w:sz w:val="26"/>
+              </w:rPr>
+              <w:t>Câu trả lời của HS.</w:t>
+            </w:r>
             <w:r>
               <w:rPr>
                 <w:rFonts w:ascii="Times New Roman" w:hAnsi="Times New Roman" w:cs="Times New Roman" w:eastAsia="Times New Roman"/>
@@ -905,7 +1338,6 @@
                 <w:i w:val="0"/>
                 <w:sz w:val="26"/>
               </w:rPr>
-              <w:t>HS hào hứng, tập trung vào bài học.</w:t>
             </w:r>
           </w:p>
           <w:p>
@@ -920,7 +1352,6 @@
                 <w:i w:val="0"/>
                 <w:sz w:val="26"/>
               </w:rPr>
-              <w:t>Nhận diện được chủ đề bài học.</w:t>
             </w:r>
           </w:p>
         </w:tc>
@@ -1128,7 +1559,17 @@
               <w:spacing w:line="276" w:lineRule="auto" w:after="40"/>
               <w:jc w:val="left"/>
             </w:pPr>
-            <w:r/>
+            <w:r>
+              <w:rPr>
+                <w:rFonts w:ascii="Times New Roman" w:hAnsi="Times New Roman"/>
+                <w:sz w:val="26"/>
+              </w:rPr>
+              <w:t>+ GV yêu cầu HS kể tên một số loại nhiên liệu được sử dụng cho tàu.</w:t>
+              <w:br/>
+              <w:t>+ GV giới thiệu HS tên và đặc điểm của các loại tàu phổ biến hiện nay.</w:t>
+              <w:br/>
+              <w:t>+ GV mời HS phát biểu và nhận xét câu trả lời của HS.</w:t>
+            </w:r>
             <w:r>
               <w:rPr>
                 <w:rFonts w:ascii="Times New Roman" w:hAnsi="Times New Roman" w:cs="Times New Roman" w:eastAsia="Times New Roman"/>
@@ -1136,7 +1577,6 @@
                 <w:i w:val="0"/>
                 <w:sz w:val="26"/>
               </w:rPr>
-              <w:t>- GV phát phiếu hướng dẫn và giới thiệu từng loại linh kiện chính.</w:t>
             </w:r>
           </w:p>
           <w:p>
@@ -1151,7 +1591,6 @@
                 <w:i w:val="0"/>
                 <w:sz w:val="26"/>
               </w:rPr>
-              <w:t>- Hướng dẫn HS cách chọn đúng chốt nối và cách phân biệt các khớp xoay.</w:t>
             </w:r>
           </w:p>
           <w:p>
@@ -1166,7 +1605,6 @@
                 <w:i w:val="0"/>
                 <w:sz w:val="26"/>
               </w:rPr>
-              <w:t>- HS làm việc nhóm, chọn đúng các chi tiết cần thiết ra khay chứa.</w:t>
             </w:r>
           </w:p>
           <w:p>
@@ -1181,7 +1619,254 @@
                 <w:i w:val="0"/>
                 <w:sz w:val="26"/>
               </w:rPr>
-              <w:t>- GV đi từng bàn kiểm tra, hỗ trợ nhóm còn lúng túng.</w:t>
+            </w:r>
+          </w:p>
+          <w:p>
+            <w:pPr>
+              <w:jc w:val="center"/>
+            </w:pPr>
+            <w:r>
+              <w:drawing>
+                <wp:anchor distT="0" distB="0" distL="114300" distR="114300" simplePos="0" relativeHeight="251795968" behindDoc="0" locked="0" layoutInCell="1" allowOverlap="1" wp14:anchorId="6998B94B" wp14:editId="5076F08A">
+                  <wp:simplePos x="0" y="0"/>
+                  <wp:positionH relativeFrom="margin">
+                    <wp:align>left</wp:align>
+                  </wp:positionH>
+                  <wp:positionV relativeFrom="paragraph">
+                    <wp:posOffset>37465</wp:posOffset>
+                  </wp:positionV>
+                  <wp:extent cx="2171700" cy="1400175"/>
+                  <wp:effectExtent l="0" t="0" r="0" b="9525"/>
+                  <wp:wrapSquare wrapText="bothSides"/>
+                  <wp:docPr id="6" name="Picture 6"/>
+                  <wp:cNvGraphicFramePr>
+                    <a:graphicFrameLocks xmlns:a="http://schemas.openxmlformats.org/drawingml/2006/main" noChangeAspect="1"/>
+                  </wp:cNvGraphicFramePr>
+                  <a:graphic xmlns:a="http://schemas.openxmlformats.org/drawingml/2006/main">
+                    <a:graphicData uri="http://schemas.openxmlformats.org/drawingml/2006/picture">
+                      <pic:pic xmlns:pic="http://schemas.openxmlformats.org/drawingml/2006/picture">
+                        <pic:nvPicPr>
+                          <pic:cNvPr id="6" name="Picture37.png"/>
+                          <pic:cNvPicPr/>
+                        </pic:nvPicPr>
+                        <pic:blipFill>
+                          <a:blip r:embed="rId22" cstate="print">
+                            <a:extLst>
+                              <a:ext uri="{28A0092B-C50C-407E-A947-70E740481C1C}">
+                                <a14:useLocalDpi xmlns:a14="http://schemas.microsoft.com/office/drawing/2010/main" val="0"/>
+                              </a:ext>
+                            </a:extLst>
+                          </a:blip>
+                          <a:stretch>
+                            <a:fillRect/>
+                          </a:stretch>
+                        </pic:blipFill>
+                        <pic:spPr>
+                          <a:xfrm>
+                            <a:off x="0" y="0"/>
+                            <a:ext cx="2171700" cy="1400175"/>
+                          </a:xfrm>
+                          <a:prstGeom prst="rect">
+                            <a:avLst/>
+                          </a:prstGeom>
+                        </pic:spPr>
+                      </pic:pic>
+                    </a:graphicData>
+                  </a:graphic>
+                  <wp14:sizeRelH relativeFrom="margin">
+                    <wp14:pctWidth>0</wp14:pctWidth>
+                  </wp14:sizeRelH>
+                  <wp14:sizeRelV relativeFrom="margin">
+                    <wp14:pctHeight>0</wp14:pctHeight>
+                  </wp14:sizeRelV>
+                </wp:anchor>
+              </w:drawing>
+            </w:r>
+          </w:p>
+          <w:p>
+            <w:pPr>
+              <w:jc w:val="center"/>
+            </w:pPr>
+            <w:r>
+              <w:drawing>
+                <wp:anchor distT="0" distB="0" distL="114300" distR="114300" simplePos="0" relativeHeight="251796992" behindDoc="0" locked="0" layoutInCell="1" allowOverlap="1" wp14:anchorId="18542850" wp14:editId="594AC17A">
+                  <wp:simplePos x="0" y="0"/>
+                  <wp:positionH relativeFrom="margin">
+                    <wp:align>right</wp:align>
+                  </wp:positionH>
+                  <wp:positionV relativeFrom="paragraph">
+                    <wp:posOffset>74930</wp:posOffset>
+                  </wp:positionV>
+                  <wp:extent cx="2203704" cy="1383278"/>
+                  <wp:effectExtent l="0" t="0" r="6350" b="7620"/>
+                  <wp:wrapSquare wrapText="bothSides"/>
+                  <wp:docPr id="7" name="Picture 7"/>
+                  <wp:cNvGraphicFramePr>
+                    <a:graphicFrameLocks xmlns:a="http://schemas.openxmlformats.org/drawingml/2006/main" noChangeAspect="1"/>
+                  </wp:cNvGraphicFramePr>
+                  <a:graphic xmlns:a="http://schemas.openxmlformats.org/drawingml/2006/main">
+                    <a:graphicData uri="http://schemas.openxmlformats.org/drawingml/2006/picture">
+                      <pic:pic xmlns:pic="http://schemas.openxmlformats.org/drawingml/2006/picture">
+                        <pic:nvPicPr>
+                          <pic:cNvPr id="7" name="Picture38.png"/>
+                          <pic:cNvPicPr/>
+                        </pic:nvPicPr>
+                        <pic:blipFill>
+                          <a:blip r:embed="rId23" cstate="print">
+                            <a:extLst>
+                              <a:ext uri="{28A0092B-C50C-407E-A947-70E740481C1C}">
+                                <a14:useLocalDpi xmlns:a14="http://schemas.microsoft.com/office/drawing/2010/main" val="0"/>
+                              </a:ext>
+                            </a:extLst>
+                          </a:blip>
+                          <a:stretch>
+                            <a:fillRect/>
+                          </a:stretch>
+                        </pic:blipFill>
+                        <pic:spPr>
+                          <a:xfrm>
+                            <a:off x="0" y="0"/>
+                            <a:ext cx="2203704" cy="1383278"/>
+                          </a:xfrm>
+                          <a:prstGeom prst="rect">
+                            <a:avLst/>
+                          </a:prstGeom>
+                        </pic:spPr>
+                      </pic:pic>
+                    </a:graphicData>
+                  </a:graphic>
+                  <wp14:sizeRelH relativeFrom="margin">
+                    <wp14:pctWidth>0</wp14:pctWidth>
+                  </wp14:sizeRelH>
+                  <wp14:sizeRelV relativeFrom="margin">
+                    <wp14:pctHeight>0</wp14:pctHeight>
+                  </wp14:sizeRelV>
+                </wp:anchor>
+              </w:drawing>
+            </w:r>
+          </w:p>
+          <w:p>
+            <w:pPr>
+              <w:jc w:val="center"/>
+            </w:pPr>
+            <w:r>
+              <w:drawing>
+                <wp:anchor distT="0" distB="0" distL="114300" distR="114300" simplePos="0" relativeHeight="251800064" behindDoc="0" locked="0" layoutInCell="1" allowOverlap="1" wp14:anchorId="36D43D36" wp14:editId="1B5C2294">
+                  <wp:simplePos x="0" y="0"/>
+                  <wp:positionH relativeFrom="margin">
+                    <wp:posOffset>3533775</wp:posOffset>
+                  </wp:positionH>
+                  <wp:positionV relativeFrom="paragraph">
+                    <wp:posOffset>230505</wp:posOffset>
+                  </wp:positionV>
+                  <wp:extent cx="2199005" cy="1386205"/>
+                  <wp:effectExtent l="0" t="0" r="0" b="4445"/>
+                  <wp:wrapSquare wrapText="bothSides"/>
+                  <wp:docPr id="9" name="Picture 9"/>
+                  <wp:cNvGraphicFramePr>
+                    <a:graphicFrameLocks xmlns:a="http://schemas.openxmlformats.org/drawingml/2006/main" noChangeAspect="1"/>
+                  </wp:cNvGraphicFramePr>
+                  <a:graphic xmlns:a="http://schemas.openxmlformats.org/drawingml/2006/main">
+                    <a:graphicData uri="http://schemas.openxmlformats.org/drawingml/2006/picture">
+                      <pic:pic xmlns:pic="http://schemas.openxmlformats.org/drawingml/2006/picture">
+                        <pic:nvPicPr>
+                          <pic:cNvPr id="8" name="Picture39.png"/>
+                          <pic:cNvPicPr/>
+                        </pic:nvPicPr>
+                        <pic:blipFill>
+                          <a:blip r:embed="rId24" cstate="print">
+                            <a:extLst>
+                              <a:ext uri="{28A0092B-C50C-407E-A947-70E740481C1C}">
+                                <a14:useLocalDpi xmlns:a14="http://schemas.microsoft.com/office/drawing/2010/main" val="0"/>
+                              </a:ext>
+                            </a:extLst>
+                          </a:blip>
+                          <a:stretch>
+                            <a:fillRect/>
+                          </a:stretch>
+                        </pic:blipFill>
+                        <pic:spPr>
+                          <a:xfrm>
+                            <a:off x="0" y="0"/>
+                            <a:ext cx="2199005" cy="1386205"/>
+                          </a:xfrm>
+                          <a:prstGeom prst="rect">
+                            <a:avLst/>
+                          </a:prstGeom>
+                        </pic:spPr>
+                      </pic:pic>
+                    </a:graphicData>
+                  </a:graphic>
+                  <wp14:sizeRelH relativeFrom="margin">
+                    <wp14:pctWidth>0</wp14:pctWidth>
+                  </wp14:sizeRelH>
+                  <wp14:sizeRelV relativeFrom="margin">
+                    <wp14:pctHeight>0</wp14:pctHeight>
+                  </wp14:sizeRelV>
+                </wp:anchor>
+              </w:drawing>
+            </w:r>
+          </w:p>
+          <w:p>
+            <w:pPr>
+              <w:jc w:val="center"/>
+            </w:pPr>
+            <w:r>
+              <w:drawing>
+                <wp:anchor distT="0" distB="0" distL="114300" distR="114300" simplePos="0" relativeHeight="251798016" behindDoc="0" locked="0" layoutInCell="1" allowOverlap="1" wp14:anchorId="5BCC38AD" wp14:editId="4B767B11">
+                  <wp:simplePos x="0" y="0"/>
+                  <wp:positionH relativeFrom="margin">
+                    <wp:posOffset>0</wp:posOffset>
+                  </wp:positionH>
+                  <wp:positionV relativeFrom="paragraph">
+                    <wp:posOffset>241300</wp:posOffset>
+                  </wp:positionV>
+                  <wp:extent cx="2203450" cy="1376680"/>
+                  <wp:effectExtent l="0" t="0" r="6350" b="0"/>
+                  <wp:wrapSquare wrapText="bothSides"/>
+                  <wp:docPr id="8" name="Picture 8"/>
+                  <wp:cNvGraphicFramePr>
+                    <a:graphicFrameLocks xmlns:a="http://schemas.openxmlformats.org/drawingml/2006/main" noChangeAspect="1"/>
+                  </wp:cNvGraphicFramePr>
+                  <a:graphic xmlns:a="http://schemas.openxmlformats.org/drawingml/2006/main">
+                    <a:graphicData uri="http://schemas.openxmlformats.org/drawingml/2006/picture">
+                      <pic:pic xmlns:pic="http://schemas.openxmlformats.org/drawingml/2006/picture">
+                        <pic:nvPicPr>
+                          <pic:cNvPr id="8" name="Picture39.png"/>
+                          <pic:cNvPicPr/>
+                        </pic:nvPicPr>
+                        <pic:blipFill>
+                          <a:blip r:embed="rId25" cstate="print">
+                            <a:extLst>
+                              <a:ext uri="{28A0092B-C50C-407E-A947-70E740481C1C}">
+                                <a14:useLocalDpi xmlns:a14="http://schemas.microsoft.com/office/drawing/2010/main" val="0"/>
+                              </a:ext>
+                            </a:extLst>
+                          </a:blip>
+                          <a:stretch>
+                            <a:fillRect/>
+                          </a:stretch>
+                        </pic:blipFill>
+                        <pic:spPr>
+                          <a:xfrm flipH="1">
+                            <a:off x="0" y="0"/>
+                            <a:ext cx="2203450" cy="1376680"/>
+                          </a:xfrm>
+                          <a:prstGeom prst="rect">
+                            <a:avLst/>
+                          </a:prstGeom>
+                        </pic:spPr>
+                      </pic:pic>
+                    </a:graphicData>
+                  </a:graphic>
+                  <wp14:sizeRelH relativeFrom="margin">
+                    <wp14:pctWidth>0</wp14:pctWidth>
+                  </wp14:sizeRelH>
+                  <wp14:sizeRelV relativeFrom="margin">
+                    <wp14:pctHeight>0</wp14:pctHeight>
+                  </wp14:sizeRelV>
+                </wp:anchor>
+              </w:drawing>
             </w:r>
           </w:p>
         </w:tc>
@@ -1200,7 +1885,19 @@
               <w:spacing w:line="276" w:lineRule="auto" w:after="40"/>
               <w:jc w:val="left"/>
             </w:pPr>
-            <w:r/>
+            <w:r>
+              <w:rPr>
+                <w:rFonts w:ascii="Times New Roman" w:hAnsi="Times New Roman"/>
+                <w:sz w:val="26"/>
+              </w:rPr>
+              <w:t>+ Phân biệt được các loại nhiên liệu của tàu.</w:t>
+              <w:br/>
+              <w:t>+ Tìm hiểu về các loại tàu phổ biến hiện nay.</w:t>
+              <w:br/>
+              <w:t>+ Các loại nhiên liệu được sử dụng cho tàu:</w:t>
+              <w:br/>
+              <w:t>+ Các loại tàu phổ biến hiện nay:</w:t>
+            </w:r>
             <w:r>
               <w:rPr>
                 <w:rFonts w:ascii="Times New Roman" w:hAnsi="Times New Roman" w:cs="Times New Roman" w:eastAsia="Times New Roman"/>
@@ -1208,7 +1905,6 @@
                 <w:i w:val="0"/>
                 <w:sz w:val="26"/>
               </w:rPr>
-              <w:t>HS gọi đúng tên các linh kiện cơ bản.</w:t>
             </w:r>
           </w:p>
           <w:p>
@@ -1223,7 +1919,6 @@
                 <w:i w:val="0"/>
                 <w:sz w:val="26"/>
               </w:rPr>
-              <w:t>Chuẩn bị đầy đủ linh kiện lắp ráp.</w:t>
             </w:r>
           </w:p>
         </w:tc>
@@ -1431,7 +2126,15 @@
               <w:spacing w:line="276" w:lineRule="auto" w:after="40"/>
               <w:jc w:val="left"/>
             </w:pPr>
-            <w:r/>
+            <w:r>
+              <w:rPr>
+                <w:rFonts w:ascii="Times New Roman" w:hAnsi="Times New Roman"/>
+                <w:sz w:val="26"/>
+              </w:rPr>
+              <w:t>+ GV yêu cầu HS mở hộp thiết bị, lựa chọn các mảnh ghép và lắp ghép theo hướng dẫn.</w:t>
+              <w:br/>
+              <w:t>+ GV quan sát HS tiến hành lắp ráp theo hướng dẫn trong sách, giúp đỡ HS thao tác.</w:t>
+            </w:r>
             <w:r>
               <w:rPr>
                 <w:rFonts w:ascii="Times New Roman" w:hAnsi="Times New Roman" w:cs="Times New Roman" w:eastAsia="Times New Roman"/>
@@ -1439,7 +2142,6 @@
                 <w:i w:val="0"/>
                 <w:sz w:val="26"/>
               </w:rPr>
-              <w:t>- GV nêu yêu cầu thực hành và lưu ý an toàn khi lắp ráp.</w:t>
             </w:r>
           </w:p>
           <w:p>
@@ -1454,7 +2156,6 @@
                 <w:i w:val="0"/>
                 <w:sz w:val="26"/>
               </w:rPr>
-              <w:t>- HS phân công nhiệm vụ: bạn xem sơ đồ, bạn lắp khung, bạn thử pin.</w:t>
             </w:r>
           </w:p>
           <w:p>
@@ -1469,7 +2170,6 @@
                 <w:i w:val="0"/>
                 <w:sz w:val="26"/>
               </w:rPr>
-              <w:t>- Các nhóm hoàn thiện mô hình robot và bật công tắc chạy thử.</w:t>
             </w:r>
           </w:p>
           <w:p>
@@ -1484,7 +2184,74 @@
                 <w:i w:val="0"/>
                 <w:sz w:val="26"/>
               </w:rPr>
-              <w:t>- GV quan sát, khích lệ và chấm điểm thi đua giữa các nhóm.</w:t>
+            </w:r>
+          </w:p>
+          <w:p>
+            <w:pPr>
+              <w:jc w:val="center"/>
+            </w:pPr>
+            <w:r>
+              <w:drawing>
+                <wp:anchor distT="0" distB="0" distL="114300" distR="114300" simplePos="0" relativeHeight="251740672" behindDoc="0" locked="0" layoutInCell="1" allowOverlap="1" wp14:anchorId="53FA1EF2" wp14:editId="251F798C">
+                  <wp:simplePos x="0" y="0"/>
+                  <wp:positionH relativeFrom="margin">
+                    <wp:align>center</wp:align>
+                  </wp:positionH>
+                  <wp:positionV relativeFrom="paragraph">
+                    <wp:posOffset>15875</wp:posOffset>
+                  </wp:positionV>
+                  <wp:extent cx="2743200" cy="1390650"/>
+                  <wp:effectExtent l="0" t="0" r="0" b="0"/>
+                  <wp:wrapSquare wrapText="bothSides"/>
+                  <wp:docPr id="3" name="Picture 3"/>
+                  <wp:cNvGraphicFramePr>
+                    <a:graphicFrameLocks xmlns:a="http://schemas.openxmlformats.org/drawingml/2006/main" noChangeAspect="1"/>
+                  </wp:cNvGraphicFramePr>
+                  <a:graphic xmlns:a="http://schemas.openxmlformats.org/drawingml/2006/main">
+                    <a:graphicData uri="http://schemas.openxmlformats.org/drawingml/2006/picture">
+                      <pic:pic xmlns:pic="http://schemas.openxmlformats.org/drawingml/2006/picture">
+                        <pic:nvPicPr>
+                          <pic:cNvPr id="0" name="Picture 1" descr="C:\Users\ADMIN\AppData\Local\Temp\Articulate\Storyline\6b5sQnnFF6W.png"/>
+                          <pic:cNvPicPr>
+                            <a:picLocks noChangeAspect="1" noChangeArrowheads="1"/>
+                          </pic:cNvPicPr>
+                        </pic:nvPicPr>
+                        <pic:blipFill>
+                          <a:blip r:embed="rId26" cstate="print">
+                            <a:extLst>
+                              <a:ext uri="{28A0092B-C50C-407E-A947-70E740481C1C}">
+                                <a14:useLocalDpi xmlns:a14="http://schemas.microsoft.com/office/drawing/2010/main" val="0"/>
+                              </a:ext>
+                            </a:extLst>
+                          </a:blip>
+                          <a:stretch>
+                            <a:fillRect/>
+                          </a:stretch>
+                        </pic:blipFill>
+                        <pic:spPr bwMode="auto">
+                          <a:xfrm>
+                            <a:off x="0" y="0"/>
+                            <a:ext cx="2743200" cy="1390650"/>
+                          </a:xfrm>
+                          <a:prstGeom prst="rect">
+                            <a:avLst/>
+                          </a:prstGeom>
+                          <a:noFill/>
+                          <a:ln>
+                            <a:noFill/>
+                          </a:ln>
+                        </pic:spPr>
+                      </pic:pic>
+                    </a:graphicData>
+                  </a:graphic>
+                  <wp14:sizeRelH relativeFrom="margin">
+                    <wp14:pctWidth>0</wp14:pctWidth>
+                  </wp14:sizeRelH>
+                  <wp14:sizeRelV relativeFrom="margin">
+                    <wp14:pctHeight>0</wp14:pctHeight>
+                  </wp14:sizeRelV>
+                </wp:anchor>
+              </w:drawing>
             </w:r>
           </w:p>
         </w:tc>
@@ -1503,7 +2270,13 @@
               <w:spacing w:line="276" w:lineRule="auto" w:after="40"/>
               <w:jc w:val="left"/>
             </w:pPr>
-            <w:r/>
+            <w:r>
+              <w:rPr>
+                <w:rFonts w:ascii="Times New Roman" w:hAnsi="Times New Roman"/>
+                <w:sz w:val="26"/>
+              </w:rPr>
+              <w:t>Sản phẩm robot của HS.</w:t>
+            </w:r>
             <w:r>
               <w:rPr>
                 <w:rFonts w:ascii="Times New Roman" w:hAnsi="Times New Roman" w:cs="Times New Roman" w:eastAsia="Times New Roman"/>
@@ -1511,7 +2284,6 @@
                 <w:i w:val="0"/>
                 <w:sz w:val="26"/>
               </w:rPr>
-              <w:t>Mô hình robot hoàn thành chắc chắn.</w:t>
             </w:r>
           </w:p>
           <w:p>
@@ -1526,7 +2298,6 @@
                 <w:i w:val="0"/>
                 <w:sz w:val="26"/>
               </w:rPr>
-              <w:t>Robot hoạt động trơn tru, chính xác.</w:t>
             </w:r>
           </w:p>
         </w:tc>
@@ -1734,7 +2505,29 @@
               <w:spacing w:line="276" w:lineRule="auto" w:after="40"/>
               <w:jc w:val="left"/>
             </w:pPr>
-            <w:r/>
+            <w:r>
+              <w:rPr>
+                <w:rFonts w:ascii="Times New Roman" w:hAnsi="Times New Roman"/>
+                <w:sz w:val="26"/>
+              </w:rPr>
+              <w:t>+ GV hướng dẫn HS lắp ráp sáng tạo thêm các chi tiết khác cho robot.</w:t>
+              <w:br/>
+              <w:t>+ HS tiến hành lắp ráp, sáng tạo dựa trên gợi ý của GV và những mảnh ghép còn lại.</w:t>
+              <w:br/>
+              <w:t>5. Sáng tạo (Let’s move)</w:t>
+              <w:br/>
+              <w:t>- Mục tiêu:</w:t>
+              <w:br/>
+              <w:t>+ Vận hành được robot đã lắp, tham gia các trò chơi với robot.</w:t>
+              <w:br/>
+              <w:t>+ Tháo chốt, sắp xếp ngăn nắp các mảnh ghép vào trong hộp.</w:t>
+              <w:br/>
+              <w:t>- Nội dung: HS vận hành robot vừa lắp, chơi với robot và tháo chốt dọn dẹp đồ dùng khi kết thúc tiết học.</w:t>
+              <w:br/>
+              <w:t>+ GV tổ chức cho HS chơi với robot sau khi lắp xong.</w:t>
+              <w:br/>
+              <w:t>+ GV yêu cầu HS tháo robot, sắp xếp ngăn nắp các mảnh ghép vào trong hộp, dọn dẹp bàn ghế quanh vị trí ngồi.</w:t>
+            </w:r>
             <w:r>
               <w:rPr>
                 <w:rFonts w:ascii="Times New Roman" w:hAnsi="Times New Roman" w:cs="Times New Roman" w:eastAsia="Times New Roman"/>
@@ -1742,7 +2535,6 @@
                 <w:i w:val="0"/>
                 <w:sz w:val="26"/>
               </w:rPr>
-              <w:t>- GV đặt câu hỏi: "Em có thể gắn thêm chi tiết gì để bạn robot đẹp hơn?"</w:t>
             </w:r>
           </w:p>
           <w:p>
@@ -1757,7 +2549,6 @@
                 <w:i w:val="0"/>
                 <w:sz w:val="26"/>
               </w:rPr>
-              <w:t>- Đại diện 1-2 nhóm giơ robot lên giới thiệu và biểu diễn trước lớp.</w:t>
             </w:r>
           </w:p>
           <w:p>
@@ -1772,7 +2563,6 @@
                 <w:i w:val="0"/>
                 <w:sz w:val="26"/>
               </w:rPr>
-              <w:t>- GV tổng kết tiết học, dặn dò HS cẩn thận tháo dỡ hoặc bảo quản mô hình.</w:t>
             </w:r>
           </w:p>
           <w:p>
@@ -1787,7 +2577,6 @@
                 <w:i w:val="0"/>
                 <w:sz w:val="26"/>
               </w:rPr>
-              <w:t>- HS thu gom linh kiện vào đúng ngăn trong hộp Kit, xếp ghế ngay ngắn.</w:t>
             </w:r>
           </w:p>
         </w:tc>
@@ -1806,7 +2595,17 @@
               <w:spacing w:line="276" w:lineRule="auto" w:after="40"/>
               <w:jc w:val="left"/>
             </w:pPr>
-            <w:r/>
+            <w:r>
+              <w:rPr>
+                <w:rFonts w:ascii="Times New Roman" w:hAnsi="Times New Roman"/>
+                <w:sz w:val="26"/>
+              </w:rPr>
+              <w:t>Sản phẩm robot sáng tạo của HS.</w:t>
+              <w:br/>
+              <w:t>+ Vận hành được robot đã lắp, tham gia các trò chơi với robot.</w:t>
+              <w:br/>
+              <w:t>+ Tháo chốt, sắp xếp ngăn nắp các mảnh ghép vào trong hộp.</w:t>
+            </w:r>
             <w:r>
               <w:rPr>
                 <w:rFonts w:ascii="Times New Roman" w:hAnsi="Times New Roman" w:cs="Times New Roman" w:eastAsia="Times New Roman"/>
@@ -1814,7 +2613,6 @@
                 <w:i w:val="0"/>
                 <w:sz w:val="26"/>
               </w:rPr>
-              <w:t>HS tự tin chia sẻ ý tưởng trước lớp.</w:t>
             </w:r>
           </w:p>
           <w:p>
@@ -1829,7 +2627,6 @@
                 <w:i w:val="0"/>
                 <w:sz w:val="26"/>
               </w:rPr>
-              <w:t>Hộp đồ dùng ngăn nắp, phòng học sạch sẽ.</w:t>
             </w:r>
           </w:p>
         </w:tc>
